--- a/Entrega_Fase3_Grupo14/2_Manuales_Usuario/MU-04_Sitio_web_ecommerce.docx
+++ b/Entrega_Fase3_Grupo14/2_Manuales_Usuario/MU-04_Sitio_web_ecommerce.docx
@@ -2863,6 +2863,58 @@
     </w:p>
     <w:p>
       <w:pPr>
+        <w:keepNext/>
+        <w:jc w:val="center"/>
+      </w:pPr>
+      <w:r>
+        <w:drawing>
+          <wp:inline xmlns:a="http://schemas.openxmlformats.org/drawingml/2006/main" xmlns:pic="http://schemas.openxmlformats.org/drawingml/2006/picture">
+            <wp:extent cx="5486400" cy="2975579"/>
+            <wp:docPr id="1460843502" name="Picture 1460843502"/>
+            <wp:cNvGraphicFramePr>
+              <a:graphicFrameLocks noChangeAspect="1"/>
+            </wp:cNvGraphicFramePr>
+            <a:graphic>
+              <a:graphicData uri="http://schemas.openxmlformats.org/drawingml/2006/picture">
+                <pic:pic>
+                  <pic:nvPicPr>
+                    <pic:cNvPr id="0" name="f19_pedidos_historia.png"/>
+                    <pic:cNvPicPr/>
+                  </pic:nvPicPr>
+                  <pic:blipFill>
+                    <a:blip r:embed="rId32"/>
+                    <a:stretch>
+                      <a:fillRect/>
+                    </a:stretch>
+                  </pic:blipFill>
+                  <pic:spPr>
+                    <a:xfrm>
+                      <a:off x="0" y="0"/>
+                      <a:ext cx="5486400" cy="2975579"/>
+                    </a:xfrm>
+                    <a:prstGeom prst="rect"/>
+                  </pic:spPr>
+                </pic:pic>
+              </a:graphicData>
+            </a:graphic>
+          </wp:inline>
+        </w:drawing>
+      </w:r>
+    </w:p>
+    <w:p>
+      <w:pPr>
+        <w:jc w:val="center"/>
+      </w:pPr>
+      <w:r>
+        <w:rPr>
+          <w:i/>
+          <w:color w:val="808080"/>
+        </w:rPr>
+        <w:t>Figura 14. Los 45 pedidos de la historia en Ventas, con su cliente y su fecha. Elaboración propia.</w:t>
+      </w:r>
+    </w:p>
+    <w:p>
+      <w:pPr>
         <w:jc w:val="left"/>
       </w:pPr>
       <w:r>
@@ -2909,7 +2961,7 @@
         <w:drawing>
           <wp:inline xmlns:a="http://schemas.openxmlformats.org/drawingml/2006/main" xmlns:pic="http://schemas.openxmlformats.org/drawingml/2006/picture">
             <wp:extent cx="5486400" cy="3105937"/>
-            <wp:docPr id="1460843502" name="Picture 1460843502"/>
+            <wp:docPr id="1460843503" name="Picture 1460843503"/>
             <wp:cNvGraphicFramePr>
               <a:graphicFrameLocks noChangeAspect="1"/>
             </wp:cNvGraphicFramePr>
@@ -2918,57 +2970,6 @@
                 <pic:pic>
                   <pic:nvPicPr>
                     <pic:cNvPr id="0" name="f13_informe_ventas.png"/>
-                    <pic:cNvPicPr/>
-                  </pic:nvPicPr>
-                  <pic:blipFill>
-                    <a:blip r:embed="rId32"/>
-                    <a:stretch>
-                      <a:fillRect/>
-                    </a:stretch>
-                  </pic:blipFill>
-                  <pic:spPr>
-                    <a:xfrm>
-                      <a:off x="0" y="0"/>
-                      <a:ext cx="5486400" cy="3105937"/>
-                    </a:xfrm>
-                    <a:prstGeom prst="rect"/>
-                  </pic:spPr>
-                </pic:pic>
-              </a:graphicData>
-            </a:graphic>
-          </wp:inline>
-        </w:drawing>
-      </w:r>
-    </w:p>
-    <w:p>
-      <w:pPr>
-        <w:jc w:val="center"/>
-      </w:pPr>
-      <w:r>
-        <w:rPr>
-          <w:i/>
-          <w:color w:val="808080"/>
-        </w:rPr>
-        <w:t>Figura 14. Análisis de ventas: las líneas de la historia simulada, con fecha, cliente y precio. Elaboración propia.</w:t>
-      </w:r>
-    </w:p>
-    <w:p>
-      <w:pPr>
-        <w:jc w:val="center"/>
-      </w:pPr>
-      <w:r>
-        <w:drawing>
-          <wp:inline xmlns:a="http://schemas.openxmlformats.org/drawingml/2006/main" xmlns:pic="http://schemas.openxmlformats.org/drawingml/2006/picture">
-            <wp:extent cx="5486400" cy="3105937"/>
-            <wp:docPr id="1460843503" name="Picture 1460843503"/>
-            <wp:cNvGraphicFramePr>
-              <a:graphicFrameLocks noChangeAspect="1"/>
-            </wp:cNvGraphicFramePr>
-            <a:graphic>
-              <a:graphicData uri="http://schemas.openxmlformats.org/drawingml/2006/picture">
-                <pic:pic>
-                  <pic:nvPicPr>
-                    <pic:cNvPr id="0" name="f14_existencias.png"/>
                     <pic:cNvPicPr/>
                   </pic:nvPicPr>
                   <pic:blipFill>
@@ -3000,7 +3001,58 @@
           <w:i/>
           <w:color w:val="808080"/>
         </w:rPr>
-        <w:t>Figura 15. Existencias por producto después de cargar la historia. Elaboración propia.</w:t>
+        <w:t>Figura 15. Análisis de ventas: las líneas de la historia simulada, con fecha, cliente y precio. Elaboración propia.</w:t>
+      </w:r>
+    </w:p>
+    <w:p>
+      <w:pPr>
+        <w:jc w:val="center"/>
+      </w:pPr>
+      <w:r>
+        <w:drawing>
+          <wp:inline xmlns:a="http://schemas.openxmlformats.org/drawingml/2006/main" xmlns:pic="http://schemas.openxmlformats.org/drawingml/2006/picture">
+            <wp:extent cx="5486400" cy="3105937"/>
+            <wp:docPr id="1460843504" name="Picture 1460843504"/>
+            <wp:cNvGraphicFramePr>
+              <a:graphicFrameLocks noChangeAspect="1"/>
+            </wp:cNvGraphicFramePr>
+            <a:graphic>
+              <a:graphicData uri="http://schemas.openxmlformats.org/drawingml/2006/picture">
+                <pic:pic>
+                  <pic:nvPicPr>
+                    <pic:cNvPr id="0" name="f14_existencias.png"/>
+                    <pic:cNvPicPr/>
+                  </pic:nvPicPr>
+                  <pic:blipFill>
+                    <a:blip r:embed="rId34"/>
+                    <a:stretch>
+                      <a:fillRect/>
+                    </a:stretch>
+                  </pic:blipFill>
+                  <pic:spPr>
+                    <a:xfrm>
+                      <a:off x="0" y="0"/>
+                      <a:ext cx="5486400" cy="3105937"/>
+                    </a:xfrm>
+                    <a:prstGeom prst="rect"/>
+                  </pic:spPr>
+                </pic:pic>
+              </a:graphicData>
+            </a:graphic>
+          </wp:inline>
+        </w:drawing>
+      </w:r>
+    </w:p>
+    <w:p>
+      <w:pPr>
+        <w:jc w:val="center"/>
+      </w:pPr>
+      <w:r>
+        <w:rPr>
+          <w:i/>
+          <w:color w:val="808080"/>
+        </w:rPr>
+        <w:t>Figura 16. Existencias por producto después de cargar la historia. Elaboración propia.</w:t>
       </w:r>
     </w:p>
     <w:p>
